--- a/flow/20230927_hours/піст-тріодь-03-НЮ.docx
+++ b/flow/20230927_hours/піст-тріодь-03-НЮ.docx
@@ -4,10 +4,16 @@
   <w:body>
     <w:p>
       <w:pPr>
-        <w:pStyle w:val="2"/>
-      </w:pPr>
-      <w:r>
-        <w:t>3 березня</w:t>
+        <w:pStyle w:val="Heading2"/>
+      </w:pPr>
+      <w:r>
+        <w:t>2</w:t>
+      </w:r>
+      <w:r>
+        <w:t xml:space="preserve"> березня</w:t>
+      </w:r>
+      <w:r>
+        <w:t xml:space="preserve"> – сиропусна неділя</w:t>
       </w:r>
     </w:p>
     <w:p>
@@ -31,20 +37,661 @@
           <w:highlight w:val="yellow"/>
           <w:lang w:eastAsia="uk-UA"/>
         </w:rPr>
-        <w:t>Тропар (г. 6):</w:t>
-      </w:r>
+        <w:t xml:space="preserve">Тропар (г. 8): </w:t>
+      </w:r>
+      <w:r>
+        <w:rPr>
+          <w:rFonts w:ascii="Times New Roman" w:eastAsia="Times New Roman" w:hAnsi="Times New Roman" w:cs="Times New Roman"/>
+          <w:color w:val="333333"/>
+          <w:sz w:val="24"/>
+          <w:szCs w:val="24"/>
+          <w:highlight w:val="yellow"/>
+          <w:lang w:eastAsia="uk-UA"/>
+        </w:rPr>
+        <w:t>З висоти зійшов Ти, Милосердний,* погребення прийняв Ти тридневне,* щоб нас визволити від страстей.* Життя і воскресіння наше,* Господи, слава Тобі.</w:t>
+      </w:r>
+    </w:p>
+    <w:p>
       <w:r>
         <w:rPr>
           <w:rFonts w:ascii="Times New Roman" w:eastAsia="Times New Roman" w:hAnsi="Times New Roman" w:cs="Times New Roman"/>
           <w:i/>
           <w:iCs/>
+          <w:color w:val="FF4400"/>
+          <w:sz w:val="24"/>
+          <w:szCs w:val="24"/>
+          <w:lang w:eastAsia="uk-UA"/>
+        </w:rPr>
+        <w:t xml:space="preserve">Кондак (г. 6): </w:t>
+      </w:r>
+      <w:r>
+        <w:rPr>
+          <w:rFonts w:ascii="Times New Roman" w:eastAsia="Times New Roman" w:hAnsi="Times New Roman" w:cs="Times New Roman"/>
+          <w:color w:val="333333"/>
+          <w:sz w:val="24"/>
+          <w:szCs w:val="24"/>
+          <w:lang w:eastAsia="uk-UA"/>
+        </w:rPr>
+        <w:t>Премудрости наставнику, розуму подателю,* немудрих учителю і нищих захиснику,* утверди, врозуми серце моє, Владико.* Ти дай мені слово, Отче Слово,* бо оце устам моїм не забороню, щоб звали Тобі:* Милостивий, помилуй мене, падшого.</w:t>
+      </w:r>
+    </w:p>
+    <w:p>
+      <w:pPr>
+        <w:pStyle w:val="Heading2"/>
+      </w:pPr>
+      <w:r>
+        <w:t>9</w:t>
+      </w:r>
+      <w:r>
+        <w:t xml:space="preserve"> березня</w:t>
+      </w:r>
+      <w:r>
+        <w:t xml:space="preserve"> – неділя 1-ша ВП, православ’я</w:t>
+      </w:r>
+    </w:p>
+    <w:p>
+      <w:pPr>
+        <w:spacing w:after="120" w:line="240" w:lineRule="auto"/>
+        <w:rPr>
+          <w:rFonts w:ascii="Times New Roman" w:eastAsia="Times New Roman" w:hAnsi="Times New Roman" w:cs="Times New Roman"/>
+          <w:sz w:val="24"/>
+          <w:szCs w:val="24"/>
+          <w:lang w:eastAsia="uk-UA"/>
+        </w:rPr>
+      </w:pPr>
+      <w:r>
+        <w:rPr>
+          <w:rFonts w:ascii="Times New Roman" w:eastAsia="Times New Roman" w:hAnsi="Times New Roman" w:cs="Times New Roman"/>
+          <w:i/>
+          <w:iCs/>
+          <w:color w:val="FF4400"/>
+          <w:sz w:val="24"/>
+          <w:szCs w:val="24"/>
+          <w:lang w:eastAsia="uk-UA"/>
+        </w:rPr>
+        <w:t>Тропар</w:t>
+      </w:r>
+      <w:r>
+        <w:rPr>
+          <w:rFonts w:ascii="Times New Roman" w:eastAsia="Times New Roman" w:hAnsi="Times New Roman" w:cs="Times New Roman"/>
+          <w:i/>
+          <w:iCs/>
+          <w:color w:val="FF4400"/>
+          <w:sz w:val="24"/>
+          <w:szCs w:val="24"/>
+          <w:lang w:eastAsia="uk-UA"/>
+        </w:rPr>
+        <w:t xml:space="preserve"> (г. 2):</w:t>
+      </w:r>
+      <w:r>
+        <w:rPr>
+          <w:rFonts w:ascii="Times New Roman" w:eastAsia="Times New Roman" w:hAnsi="Times New Roman" w:cs="Times New Roman"/>
+          <w:color w:val="000000"/>
+          <w:sz w:val="24"/>
+          <w:szCs w:val="24"/>
+          <w:lang w:eastAsia="uk-UA"/>
+        </w:rPr>
+        <w:t xml:space="preserve"> </w:t>
+      </w:r>
+      <w:r>
+        <w:rPr>
+          <w:rFonts w:ascii="Times New Roman" w:eastAsia="Times New Roman" w:hAnsi="Times New Roman" w:cs="Times New Roman"/>
+          <w:color w:val="333333"/>
+          <w:sz w:val="24"/>
+          <w:szCs w:val="24"/>
+          <w:lang w:eastAsia="uk-UA"/>
+        </w:rPr>
+        <w:t>Пречистому образові Твоєму поклоняємося, благий,* просячи прощення прогрішень наших, Христе Боже,* бо волею благоволив єси плоттю зійти на хрест,* щоб ізбавити тих, що їх створив єси, від неволі ворожої.* Тому благодарственно кличемо Тобі:* Ти радістю сповнив усе, Спасе наш, прийшовши спасти світ.</w:t>
+      </w:r>
+    </w:p>
+    <w:p>
+      <w:pPr>
+        <w:rPr>
+          <w:rFonts w:ascii="Times New Roman" w:eastAsia="Times New Roman" w:hAnsi="Times New Roman" w:cs="Times New Roman"/>
+          <w:color w:val="333333"/>
+          <w:sz w:val="24"/>
+          <w:szCs w:val="24"/>
+          <w:lang w:eastAsia="uk-UA"/>
+        </w:rPr>
+      </w:pPr>
+      <w:r>
+        <w:rPr>
+          <w:rFonts w:ascii="Times New Roman" w:eastAsia="Times New Roman" w:hAnsi="Times New Roman" w:cs="Times New Roman"/>
+          <w:i/>
+          <w:iCs/>
+          <w:color w:val="FF4400"/>
+          <w:sz w:val="24"/>
+          <w:szCs w:val="24"/>
+          <w:lang w:eastAsia="uk-UA"/>
+        </w:rPr>
+        <w:t>Кондак (г. 8):</w:t>
+      </w:r>
+      <w:r>
+        <w:rPr>
+          <w:rFonts w:ascii="Times New Roman" w:eastAsia="Times New Roman" w:hAnsi="Times New Roman" w:cs="Times New Roman"/>
+          <w:color w:val="000000"/>
+          <w:lang w:eastAsia="uk-UA"/>
+        </w:rPr>
+        <w:t xml:space="preserve"> </w:t>
+      </w:r>
+      <w:r>
+        <w:rPr>
+          <w:rFonts w:ascii="Times New Roman" w:eastAsia="Times New Roman" w:hAnsi="Times New Roman" w:cs="Times New Roman"/>
+          <w:color w:val="333333"/>
+          <w:sz w:val="24"/>
+          <w:szCs w:val="24"/>
+          <w:lang w:eastAsia="uk-UA"/>
+        </w:rPr>
+        <w:t xml:space="preserve">Неописанне Слово Отче* із </w:t>
+      </w:r>
+      <w:r>
+        <w:rPr>
+          <w:rFonts w:ascii="Times New Roman" w:eastAsia="Times New Roman" w:hAnsi="Times New Roman" w:cs="Times New Roman"/>
+          <w:color w:val="333333"/>
+          <w:sz w:val="24"/>
+          <w:szCs w:val="24"/>
+          <w:lang w:eastAsia="uk-UA"/>
+        </w:rPr>
+        <w:t>т</w:t>
+      </w:r>
+      <w:r>
+        <w:rPr>
+          <w:rFonts w:ascii="Times New Roman" w:eastAsia="Times New Roman" w:hAnsi="Times New Roman" w:cs="Times New Roman"/>
+          <w:color w:val="333333"/>
+          <w:sz w:val="24"/>
+          <w:szCs w:val="24"/>
+          <w:lang w:eastAsia="uk-UA"/>
+        </w:rPr>
+        <w:t>ебе, Богородице, воплоченням описалося* і, осквернений образ у давнє зобразивши,* з божественною добротою з’єднало,* та, ісповідуючи спасіння, ділом і словом ми це являємо.</w:t>
+      </w:r>
+    </w:p>
+    <w:p>
+      <w:pPr>
+        <w:pStyle w:val="Heading2"/>
+      </w:pPr>
+      <w:bookmarkStart w:id="0" w:name="_Hlk191555859"/>
+      <w:r>
+        <w:t>16</w:t>
+      </w:r>
+      <w:r>
+        <w:t xml:space="preserve"> березня – неділя </w:t>
+      </w:r>
+      <w:r>
+        <w:t>2</w:t>
+      </w:r>
+      <w:r>
+        <w:t>-</w:t>
+      </w:r>
+      <w:r>
+        <w:t>га</w:t>
+      </w:r>
+      <w:r>
+        <w:t xml:space="preserve"> ВП</w:t>
+      </w:r>
+    </w:p>
+    <w:p>
+      <w:pPr>
+        <w:spacing w:after="120" w:line="240" w:lineRule="auto"/>
+        <w:rPr>
+          <w:rFonts w:ascii="Times New Roman" w:eastAsia="Times New Roman" w:hAnsi="Times New Roman" w:cs="Times New Roman"/>
+          <w:sz w:val="24"/>
+          <w:szCs w:val="24"/>
+          <w:lang w:eastAsia="uk-UA"/>
+        </w:rPr>
+      </w:pPr>
+      <w:r>
+        <w:rPr>
+          <w:rFonts w:ascii="Times New Roman" w:eastAsia="Times New Roman" w:hAnsi="Times New Roman" w:cs="Times New Roman"/>
+          <w:i/>
+          <w:iCs/>
+          <w:color w:val="FF4400"/>
+          <w:sz w:val="24"/>
+          <w:szCs w:val="24"/>
+          <w:lang w:eastAsia="uk-UA"/>
+        </w:rPr>
+        <w:t>Тропар</w:t>
+      </w:r>
+      <w:r>
+        <w:rPr>
+          <w:rFonts w:ascii="Times New Roman" w:eastAsia="Times New Roman" w:hAnsi="Times New Roman" w:cs="Times New Roman"/>
+          <w:i/>
+          <w:iCs/>
+          <w:color w:val="FF4400"/>
+          <w:sz w:val="24"/>
+          <w:szCs w:val="24"/>
+          <w:lang w:eastAsia="uk-UA"/>
+        </w:rPr>
+        <w:t xml:space="preserve"> (г. 2):</w:t>
+      </w:r>
+      <w:r>
+        <w:rPr>
+          <w:rFonts w:ascii="Times New Roman" w:eastAsia="Times New Roman" w:hAnsi="Times New Roman" w:cs="Times New Roman"/>
+          <w:color w:val="000000"/>
+          <w:sz w:val="24"/>
+          <w:szCs w:val="24"/>
+          <w:lang w:eastAsia="uk-UA"/>
+        </w:rPr>
+        <w:t xml:space="preserve"> </w:t>
+      </w:r>
+      <w:r>
+        <w:rPr>
+          <w:rFonts w:ascii="Times New Roman" w:eastAsia="Times New Roman" w:hAnsi="Times New Roman" w:cs="Times New Roman"/>
+          <w:color w:val="333333"/>
+          <w:sz w:val="24"/>
+          <w:szCs w:val="24"/>
+          <w:lang w:val="en-US" w:eastAsia="uk-UA"/>
+        </w:rPr>
+        <w:t>Lorem</w:t>
+      </w:r>
+      <w:r>
+        <w:rPr>
+          <w:rFonts w:ascii="Times New Roman" w:eastAsia="Times New Roman" w:hAnsi="Times New Roman" w:cs="Times New Roman"/>
+          <w:color w:val="333333"/>
+          <w:sz w:val="24"/>
+          <w:szCs w:val="24"/>
+          <w:lang w:eastAsia="uk-UA"/>
+        </w:rPr>
+        <w:t xml:space="preserve"> </w:t>
+      </w:r>
+      <w:r>
+        <w:rPr>
+          <w:rFonts w:ascii="Times New Roman" w:eastAsia="Times New Roman" w:hAnsi="Times New Roman" w:cs="Times New Roman"/>
+          <w:color w:val="333333"/>
+          <w:sz w:val="24"/>
+          <w:szCs w:val="24"/>
+          <w:lang w:val="en-US" w:eastAsia="uk-UA"/>
+        </w:rPr>
+        <w:t>ipsum</w:t>
+      </w:r>
+    </w:p>
+    <w:p>
+      <w:pPr>
+        <w:rPr>
+          <w:rFonts w:ascii="Times New Roman" w:eastAsia="Times New Roman" w:hAnsi="Times New Roman" w:cs="Times New Roman"/>
+          <w:color w:val="333333"/>
+          <w:sz w:val="24"/>
+          <w:szCs w:val="24"/>
+          <w:lang w:eastAsia="uk-UA"/>
+        </w:rPr>
+      </w:pPr>
+      <w:r>
+        <w:rPr>
+          <w:rFonts w:ascii="Times New Roman" w:eastAsia="Times New Roman" w:hAnsi="Times New Roman" w:cs="Times New Roman"/>
+          <w:i/>
+          <w:iCs/>
+          <w:color w:val="FF4400"/>
+          <w:sz w:val="24"/>
+          <w:szCs w:val="24"/>
+          <w:lang w:eastAsia="uk-UA"/>
+        </w:rPr>
+        <w:t xml:space="preserve">Кондак (г. </w:t>
+      </w:r>
+      <w:r>
+        <w:rPr>
+          <w:rFonts w:ascii="Times New Roman" w:eastAsia="Times New Roman" w:hAnsi="Times New Roman" w:cs="Times New Roman"/>
+          <w:i/>
+          <w:iCs/>
+          <w:color w:val="FF4400"/>
+          <w:sz w:val="24"/>
+          <w:szCs w:val="24"/>
+          <w:lang w:eastAsia="uk-UA"/>
+        </w:rPr>
+        <w:t>4</w:t>
+      </w:r>
+      <w:r>
+        <w:rPr>
+          <w:rFonts w:ascii="Times New Roman" w:eastAsia="Times New Roman" w:hAnsi="Times New Roman" w:cs="Times New Roman"/>
+          <w:i/>
+          <w:iCs/>
+          <w:color w:val="FF4400"/>
+          <w:sz w:val="24"/>
+          <w:szCs w:val="24"/>
+          <w:lang w:eastAsia="uk-UA"/>
+        </w:rPr>
+        <w:t>):</w:t>
+      </w:r>
+      <w:r>
+        <w:rPr>
+          <w:rFonts w:ascii="Times New Roman" w:eastAsia="Times New Roman" w:hAnsi="Times New Roman" w:cs="Times New Roman"/>
+          <w:color w:val="000000"/>
+          <w:lang w:eastAsia="uk-UA"/>
+        </w:rPr>
+        <w:t xml:space="preserve"> </w:t>
+      </w:r>
+      <w:r>
+        <w:rPr>
+          <w:rFonts w:ascii="Times New Roman" w:eastAsia="Times New Roman" w:hAnsi="Times New Roman" w:cs="Times New Roman"/>
+          <w:color w:val="333333"/>
+          <w:sz w:val="24"/>
+          <w:szCs w:val="24"/>
+          <w:lang w:eastAsia="uk-UA"/>
+        </w:rPr>
+        <w:t>Сьогодні настав час для добрих діл,</w:t>
+      </w:r>
+      <w:r>
+        <w:rPr>
+          <w:rFonts w:ascii="Times New Roman" w:eastAsia="Times New Roman" w:hAnsi="Times New Roman" w:cs="Times New Roman"/>
+          <w:color w:val="333333"/>
+          <w:sz w:val="24"/>
+          <w:szCs w:val="24"/>
+          <w:lang w:eastAsia="uk-UA"/>
+        </w:rPr>
+        <w:t>*</w:t>
+      </w:r>
+      <w:r>
+        <w:rPr>
+          <w:rFonts w:ascii="Times New Roman" w:eastAsia="Times New Roman" w:hAnsi="Times New Roman" w:cs="Times New Roman"/>
+          <w:color w:val="333333"/>
+          <w:sz w:val="24"/>
+          <w:szCs w:val="24"/>
+          <w:lang w:eastAsia="uk-UA"/>
+        </w:rPr>
+        <w:t xml:space="preserve"> перед дверима Суду встаньмо в пості,</w:t>
+      </w:r>
+      <w:r>
+        <w:rPr>
+          <w:rFonts w:ascii="Times New Roman" w:eastAsia="Times New Roman" w:hAnsi="Times New Roman" w:cs="Times New Roman"/>
+          <w:color w:val="333333"/>
+          <w:sz w:val="24"/>
+          <w:szCs w:val="24"/>
+          <w:lang w:eastAsia="uk-UA"/>
+        </w:rPr>
+        <w:t>*</w:t>
+      </w:r>
+      <w:r>
+        <w:rPr>
+          <w:rFonts w:ascii="Times New Roman" w:eastAsia="Times New Roman" w:hAnsi="Times New Roman" w:cs="Times New Roman"/>
+          <w:color w:val="333333"/>
+          <w:sz w:val="24"/>
+          <w:szCs w:val="24"/>
+          <w:lang w:eastAsia="uk-UA"/>
+        </w:rPr>
+        <w:t xml:space="preserve"> принесімо сльози каяття і милостиню, взиваючи:</w:t>
+      </w:r>
+      <w:r>
+        <w:rPr>
+          <w:rFonts w:ascii="Times New Roman" w:eastAsia="Times New Roman" w:hAnsi="Times New Roman" w:cs="Times New Roman"/>
+          <w:color w:val="333333"/>
+          <w:sz w:val="24"/>
+          <w:szCs w:val="24"/>
+          <w:lang w:eastAsia="uk-UA"/>
+        </w:rPr>
+        <w:t>*</w:t>
+      </w:r>
+      <w:r>
+        <w:rPr>
+          <w:rFonts w:ascii="Times New Roman" w:eastAsia="Times New Roman" w:hAnsi="Times New Roman" w:cs="Times New Roman"/>
+          <w:color w:val="333333"/>
+          <w:sz w:val="24"/>
+          <w:szCs w:val="24"/>
+          <w:lang w:eastAsia="uk-UA"/>
+        </w:rPr>
+        <w:t xml:space="preserve"> нагрішили ми більше, як піску морського;</w:t>
+      </w:r>
+      <w:r>
+        <w:rPr>
+          <w:rFonts w:ascii="Times New Roman" w:eastAsia="Times New Roman" w:hAnsi="Times New Roman" w:cs="Times New Roman"/>
+          <w:color w:val="333333"/>
+          <w:sz w:val="24"/>
+          <w:szCs w:val="24"/>
+          <w:lang w:eastAsia="uk-UA"/>
+        </w:rPr>
+        <w:t>*</w:t>
+      </w:r>
+      <w:r>
+        <w:rPr>
+          <w:rFonts w:ascii="Times New Roman" w:eastAsia="Times New Roman" w:hAnsi="Times New Roman" w:cs="Times New Roman"/>
+          <w:color w:val="333333"/>
+          <w:sz w:val="24"/>
+          <w:szCs w:val="24"/>
+          <w:lang w:eastAsia="uk-UA"/>
+        </w:rPr>
+        <w:t xml:space="preserve"> але прости, Сотворителю всього,</w:t>
+      </w:r>
+      <w:r>
+        <w:rPr>
+          <w:rFonts w:ascii="Times New Roman" w:eastAsia="Times New Roman" w:hAnsi="Times New Roman" w:cs="Times New Roman"/>
+          <w:color w:val="333333"/>
+          <w:sz w:val="24"/>
+          <w:szCs w:val="24"/>
+          <w:lang w:eastAsia="uk-UA"/>
+        </w:rPr>
+        <w:t>*</w:t>
+      </w:r>
+      <w:r>
+        <w:rPr>
+          <w:rFonts w:ascii="Times New Roman" w:eastAsia="Times New Roman" w:hAnsi="Times New Roman" w:cs="Times New Roman"/>
+          <w:color w:val="333333"/>
+          <w:sz w:val="24"/>
+          <w:szCs w:val="24"/>
+          <w:lang w:eastAsia="uk-UA"/>
+        </w:rPr>
+        <w:t xml:space="preserve"> щоб і нам прийняти нетлінні вінці.</w:t>
+      </w:r>
+      <w:r>
+        <w:rPr>
+          <w:rFonts w:ascii="Times New Roman" w:eastAsia="Times New Roman" w:hAnsi="Times New Roman" w:cs="Times New Roman"/>
+          <w:color w:val="333333"/>
+          <w:sz w:val="24"/>
+          <w:szCs w:val="24"/>
+          <w:vertAlign w:val="superscript"/>
+          <w:lang w:eastAsia="uk-UA"/>
+        </w:rPr>
+        <w:t>[КП]</w:t>
+      </w:r>
+    </w:p>
+    <w:bookmarkEnd w:id="0"/>
+    <w:p>
+      <w:pPr>
+        <w:pStyle w:val="Heading2"/>
+      </w:pPr>
+      <w:r>
+        <w:t>23 березня – неділя 3-тя ВП, Хрестопоклінна</w:t>
+      </w:r>
+    </w:p>
+    <w:p>
+      <w:pPr>
+        <w:spacing w:before="240" w:line="240" w:lineRule="auto"/>
+        <w:jc w:val="both"/>
+        <w:rPr>
+          <w:rFonts w:ascii="Times New Roman" w:eastAsia="Times New Roman" w:hAnsi="Times New Roman" w:cs="Times New Roman"/>
+          <w:color w:val="333333"/>
+          <w:sz w:val="24"/>
+          <w:szCs w:val="24"/>
+        </w:rPr>
+      </w:pPr>
+      <w:r>
+        <w:rPr>
+          <w:rFonts w:ascii="Times New Roman" w:eastAsia="Times New Roman" w:hAnsi="Times New Roman" w:cs="Times New Roman"/>
+          <w:i/>
+          <w:color w:val="FF4400"/>
+          <w:sz w:val="24"/>
+          <w:szCs w:val="24"/>
+        </w:rPr>
+        <w:t>Тропар (г. 1):</w:t>
+      </w:r>
+      <w:r>
+        <w:rPr>
+          <w:rFonts w:ascii="Times New Roman" w:eastAsia="Times New Roman" w:hAnsi="Times New Roman" w:cs="Times New Roman"/>
+          <w:sz w:val="24"/>
+          <w:szCs w:val="24"/>
+        </w:rPr>
+        <w:t xml:space="preserve"> </w:t>
+      </w:r>
+      <w:r>
+        <w:rPr>
+          <w:rFonts w:ascii="Times New Roman" w:eastAsia="Times New Roman" w:hAnsi="Times New Roman" w:cs="Times New Roman"/>
+          <w:color w:val="333333"/>
+          <w:sz w:val="24"/>
+          <w:szCs w:val="24"/>
+        </w:rPr>
+        <w:t>Спаси, Господи, людей Твоїх* і благослови насліддя Твоє,* перемоги благовірному народові на супротивників даруй* і хрестом Твоїм* охорони люд Твій.</w:t>
+      </w:r>
+    </w:p>
+    <w:p>
+      <w:pPr>
+        <w:jc w:val="both"/>
+        <w:rPr>
+          <w:rFonts w:ascii="Times New Roman" w:eastAsia="Times New Roman" w:hAnsi="Times New Roman" w:cs="Times New Roman"/>
+          <w:sz w:val="24"/>
+          <w:szCs w:val="24"/>
+        </w:rPr>
+      </w:pPr>
+      <w:r>
+        <w:rPr>
+          <w:rFonts w:ascii="Times New Roman" w:eastAsia="Times New Roman" w:hAnsi="Times New Roman" w:cs="Times New Roman"/>
+          <w:i/>
+          <w:color w:val="FF4400"/>
+          <w:sz w:val="24"/>
+          <w:szCs w:val="24"/>
+        </w:rPr>
+        <w:t>Кондак (г. 7):</w:t>
+      </w:r>
+      <w:r>
+        <w:rPr>
+          <w:rFonts w:ascii="Times New Roman" w:eastAsia="Times New Roman" w:hAnsi="Times New Roman" w:cs="Times New Roman"/>
+          <w:sz w:val="24"/>
+          <w:szCs w:val="24"/>
+        </w:rPr>
+        <w:t xml:space="preserve"> </w:t>
+      </w:r>
+      <w:r>
+        <w:rPr>
+          <w:rFonts w:ascii="Times New Roman" w:eastAsia="Times New Roman" w:hAnsi="Times New Roman" w:cs="Times New Roman"/>
+          <w:color w:val="333333"/>
+          <w:sz w:val="24"/>
+          <w:szCs w:val="24"/>
+        </w:rPr>
+        <w:t>Вже полум’яне оружжя не охороняє врат єдемських,* на Нього бо прийшло преславне погашення – Древо хресне;* смерти жало і адову перемогу прогнано,* і став Ти, Спасе мій,* перед тими, що в аді, кличучи:* Увійдіть знову в рай.</w:t>
+      </w:r>
+    </w:p>
+    <w:p>
+      <w:pPr>
+        <w:pStyle w:val="Heading2"/>
+      </w:pPr>
+      <w:r>
+        <w:t>30 березня – неділя 4-та ВП, Івана Ліствичника</w:t>
+      </w:r>
+    </w:p>
+    <w:p>
+      <w:pPr>
+        <w:spacing w:before="240" w:after="240"/>
+        <w:ind w:hanging="2"/>
+        <w:jc w:val="both"/>
+        <w:rPr>
+          <w:rFonts w:ascii="Times New Roman" w:eastAsia="Times New Roman" w:hAnsi="Times New Roman" w:cs="Times New Roman"/>
+          <w:color w:val="333333"/>
+          <w:sz w:val="24"/>
+          <w:szCs w:val="24"/>
+        </w:rPr>
+      </w:pPr>
+      <w:r>
+        <w:rPr>
+          <w:rFonts w:ascii="Times New Roman" w:eastAsia="Times New Roman" w:hAnsi="Times New Roman" w:cs="Times New Roman"/>
+          <w:i/>
+          <w:color w:val="FF4400"/>
+          <w:sz w:val="24"/>
+          <w:szCs w:val="24"/>
+        </w:rPr>
+        <w:t>Тропар преподобному</w:t>
+      </w:r>
+      <w:r>
+        <w:rPr>
+          <w:rFonts w:ascii="Times New Roman" w:eastAsia="Times New Roman" w:hAnsi="Times New Roman" w:cs="Times New Roman"/>
+          <w:i/>
           <w:color w:val="FF0000"/>
           <w:sz w:val="24"/>
           <w:szCs w:val="24"/>
+        </w:rPr>
+        <w:t xml:space="preserve"> </w:t>
+      </w:r>
+      <w:r>
+        <w:rPr>
+          <w:rFonts w:ascii="Times New Roman" w:eastAsia="Times New Roman" w:hAnsi="Times New Roman" w:cs="Times New Roman"/>
+          <w:i/>
+          <w:color w:val="FF4400"/>
+          <w:sz w:val="24"/>
+          <w:szCs w:val="24"/>
+        </w:rPr>
+        <w:t>(г. 1):</w:t>
+      </w:r>
+      <w:r>
+        <w:rPr>
+          <w:rFonts w:ascii="Times New Roman" w:eastAsia="Times New Roman" w:hAnsi="Times New Roman" w:cs="Times New Roman"/>
+          <w:color w:val="333333"/>
+          <w:sz w:val="24"/>
+          <w:szCs w:val="24"/>
+        </w:rPr>
+        <w:t xml:space="preserve"> Пустинним жителем і в тілі ангелом,* і чудотворцем показав ти себе, богоносний отче наш Іване.* Постом, чуванням, молитвою небесні дарування прийнявши,* зціляєш недужих і душі, що з вірою прибігають до тебе.* Слава Тому, що дав тобі кріпость,* слава Тому, що вінчав тебе,* слава Тому, що діє тобою всім зцілення.</w:t>
+      </w:r>
+    </w:p>
+    <w:p>
+      <w:pPr>
+        <w:spacing w:before="240" w:after="240"/>
+        <w:ind w:hanging="2"/>
+        <w:jc w:val="both"/>
+        <w:rPr>
+          <w:rFonts w:ascii="Times New Roman" w:eastAsia="Times New Roman" w:hAnsi="Times New Roman" w:cs="Times New Roman"/>
+          <w:color w:val="333333"/>
+          <w:sz w:val="24"/>
+          <w:szCs w:val="24"/>
+        </w:rPr>
+      </w:pPr>
+      <w:r>
+        <w:rPr>
+          <w:rFonts w:ascii="Times New Roman" w:eastAsia="Times New Roman" w:hAnsi="Times New Roman" w:cs="Times New Roman"/>
+          <w:i/>
+          <w:color w:val="FF4400"/>
+          <w:sz w:val="24"/>
+          <w:szCs w:val="24"/>
+        </w:rPr>
+        <w:t>Кондак преподобному (г. 4):</w:t>
+      </w:r>
+      <w:r>
+        <w:rPr>
+          <w:rFonts w:ascii="Times New Roman" w:eastAsia="Times New Roman" w:hAnsi="Times New Roman" w:cs="Times New Roman"/>
+          <w:color w:val="333333"/>
+          <w:sz w:val="24"/>
+          <w:szCs w:val="24"/>
+        </w:rPr>
+        <w:t xml:space="preserve"> На висоті правдивої повздержности* Господь Тебе поставив, як звізду необманну,* що просвічує світокраї,* наставнику Іване, отче наш.</w:t>
+      </w:r>
+    </w:p>
+    <w:p/>
+    <w:p/>
+    <w:p>
+      <w:pPr>
+        <w:pStyle w:val="Heading2"/>
+      </w:pPr>
+      <w:r>
+        <w:t>31</w:t>
+      </w:r>
+      <w:r>
+        <w:t xml:space="preserve"> березня</w:t>
+      </w:r>
+    </w:p>
+    <w:p>
+      <w:pPr>
+        <w:spacing w:after="200" w:line="240" w:lineRule="auto"/>
+        <w:rPr>
+          <w:rFonts w:ascii="Times New Roman" w:eastAsia="Times New Roman" w:hAnsi="Times New Roman" w:cs="Times New Roman"/>
+          <w:sz w:val="24"/>
+          <w:szCs w:val="24"/>
+          <w:lang w:eastAsia="uk-UA"/>
+        </w:rPr>
+      </w:pPr>
+      <w:r>
+        <w:rPr>
+          <w:rFonts w:ascii="Times New Roman" w:eastAsia="Times New Roman" w:hAnsi="Times New Roman" w:cs="Times New Roman"/>
+          <w:i/>
+          <w:iCs/>
+          <w:color w:val="FF4400"/>
+          <w:sz w:val="24"/>
+          <w:szCs w:val="24"/>
           <w:highlight w:val="yellow"/>
           <w:lang w:eastAsia="uk-UA"/>
         </w:rPr>
-        <w:t xml:space="preserve"> </w:t>
+        <w:t>Тропар (г. 2):</w:t>
       </w:r>
       <w:r>
         <w:rPr>
@@ -55,19 +702,10 @@
           <w:highlight w:val="yellow"/>
           <w:lang w:eastAsia="uk-UA"/>
         </w:rPr>
-        <w:t>Ангельські сили на гробі твоїм* і ті, що стерегли, змертвіли* і стояла Марія у гробі,* шукаючи пречистого тіла твого.* Полонив Ти ада, та не спокусився ним,* зустрів єси Діву, даруючи життя.* Воскреслий з мертвих Господи, слава Тобі.</w:t>
-      </w:r>
-    </w:p>
-    <w:p>
-      <w:pPr>
-        <w:rPr>
-          <w:rFonts w:ascii="Times New Roman" w:eastAsia="Times New Roman" w:hAnsi="Times New Roman" w:cs="Times New Roman"/>
-          <w:color w:val="333333"/>
-          <w:sz w:val="24"/>
-          <w:szCs w:val="24"/>
-          <w:lang w:eastAsia="uk-UA"/>
-        </w:rPr>
-      </w:pPr>
+        <w:t xml:space="preserve"> Коли зійшов Ти до смерти, Життя безсмертне,* тоді ад умертвив Ти блистінням божества.* Коли ж і умерлих із глибин підземних воскресив Ти,* всі сили небесні взивали:* Життєдавче, Христе Боже наш, слава Тобі.</w:t>
+      </w:r>
+    </w:p>
+    <w:p>
       <w:r>
         <w:rPr>
           <w:rFonts w:ascii="Times New Roman" w:eastAsia="Times New Roman" w:hAnsi="Times New Roman" w:cs="Times New Roman"/>
@@ -78,558 +716,6 @@
           <w:szCs w:val="24"/>
           <w:lang w:eastAsia="uk-UA"/>
         </w:rPr>
-        <w:t>Кондак (г. 3):</w:t>
-      </w:r>
-      <w:r>
-        <w:rPr>
-          <w:rFonts w:ascii="Times New Roman" w:eastAsia="Times New Roman" w:hAnsi="Times New Roman" w:cs="Times New Roman"/>
-          <w:i/>
-          <w:iCs/>
-          <w:color w:val="FF0000"/>
-          <w:sz w:val="24"/>
-          <w:szCs w:val="24"/>
-          <w:lang w:eastAsia="uk-UA"/>
-        </w:rPr>
-        <w:t xml:space="preserve"> </w:t>
-      </w:r>
-      <w:r>
-        <w:rPr>
-          <w:rFonts w:ascii="Times New Roman" w:eastAsia="Times New Roman" w:hAnsi="Times New Roman" w:cs="Times New Roman"/>
-          <w:color w:val="333333"/>
-          <w:sz w:val="24"/>
-          <w:szCs w:val="24"/>
-          <w:lang w:eastAsia="uk-UA"/>
-        </w:rPr>
-        <w:t xml:space="preserve">Від батьківської слави Твоєї я віддалився безумно,* у злому я розтратив багатство, яке передав Ти мені.* Тому Тобі блудного голос приношу:* Согрішив я перед Тобою, Отче щедрий, прийми мене – каюся,* і вчини мене, як одного з </w:t>
-      </w:r>
-      <w:proofErr w:type="spellStart"/>
-      <w:r>
-        <w:rPr>
-          <w:rFonts w:ascii="Times New Roman" w:eastAsia="Times New Roman" w:hAnsi="Times New Roman" w:cs="Times New Roman"/>
-          <w:color w:val="333333"/>
-          <w:sz w:val="24"/>
-          <w:szCs w:val="24"/>
-          <w:lang w:eastAsia="uk-UA"/>
-        </w:rPr>
-        <w:t>наємників</w:t>
-      </w:r>
-      <w:proofErr w:type="spellEnd"/>
-      <w:r>
-        <w:rPr>
-          <w:rFonts w:ascii="Times New Roman" w:eastAsia="Times New Roman" w:hAnsi="Times New Roman" w:cs="Times New Roman"/>
-          <w:color w:val="333333"/>
-          <w:sz w:val="24"/>
-          <w:szCs w:val="24"/>
-          <w:lang w:eastAsia="uk-UA"/>
-        </w:rPr>
-        <w:t xml:space="preserve"> Твоїх.</w:t>
-      </w:r>
-    </w:p>
-    <w:p>
-      <w:pPr>
-        <w:pStyle w:val="2"/>
-      </w:pPr>
-      <w:r>
-        <w:t>8 березня</w:t>
-      </w:r>
-    </w:p>
-    <w:p>
-      <w:pPr>
-        <w:spacing w:before="240" w:after="120" w:line="240" w:lineRule="auto"/>
-        <w:jc w:val="both"/>
-        <w:rPr>
-          <w:rFonts w:ascii="Times New Roman" w:eastAsia="Times New Roman" w:hAnsi="Times New Roman" w:cs="Times New Roman"/>
-          <w:sz w:val="24"/>
-          <w:szCs w:val="24"/>
-          <w:lang w:eastAsia="uk-UA"/>
-        </w:rPr>
-      </w:pPr>
-      <w:r>
-        <w:rPr>
-          <w:rFonts w:ascii="Times New Roman" w:eastAsia="Times New Roman" w:hAnsi="Times New Roman" w:cs="Times New Roman"/>
-          <w:i/>
-          <w:iCs/>
-          <w:color w:val="FF0000"/>
-          <w:sz w:val="24"/>
-          <w:szCs w:val="24"/>
-          <w:lang w:eastAsia="uk-UA"/>
-        </w:rPr>
-        <w:t>Тропар (г. 1):</w:t>
-      </w:r>
-      <w:r>
-        <w:rPr>
-          <w:rFonts w:ascii="Times New Roman" w:eastAsia="Times New Roman" w:hAnsi="Times New Roman" w:cs="Times New Roman"/>
-          <w:color w:val="000000"/>
-          <w:sz w:val="24"/>
-          <w:szCs w:val="24"/>
-          <w:lang w:eastAsia="uk-UA"/>
-        </w:rPr>
-        <w:t xml:space="preserve"> </w:t>
-      </w:r>
-      <w:proofErr w:type="spellStart"/>
-      <w:r>
-        <w:rPr>
-          <w:rFonts w:ascii="Times New Roman" w:eastAsia="Times New Roman" w:hAnsi="Times New Roman" w:cs="Times New Roman"/>
-          <w:color w:val="000000"/>
-          <w:sz w:val="24"/>
-          <w:szCs w:val="24"/>
-          <w:lang w:eastAsia="uk-UA"/>
-        </w:rPr>
-        <w:t>Страстоносці</w:t>
-      </w:r>
-      <w:proofErr w:type="spellEnd"/>
-      <w:r>
-        <w:rPr>
-          <w:rFonts w:ascii="Times New Roman" w:eastAsia="Times New Roman" w:hAnsi="Times New Roman" w:cs="Times New Roman"/>
-          <w:color w:val="000000"/>
-          <w:sz w:val="24"/>
-          <w:szCs w:val="24"/>
-          <w:lang w:eastAsia="uk-UA"/>
-        </w:rPr>
-        <w:t xml:space="preserve"> </w:t>
-      </w:r>
-      <w:proofErr w:type="spellStart"/>
-      <w:r>
-        <w:rPr>
-          <w:rFonts w:ascii="Times New Roman" w:eastAsia="Times New Roman" w:hAnsi="Times New Roman" w:cs="Times New Roman"/>
-          <w:color w:val="000000"/>
-          <w:sz w:val="24"/>
-          <w:szCs w:val="24"/>
-          <w:lang w:eastAsia="uk-UA"/>
-        </w:rPr>
-        <w:t>всечесні</w:t>
-      </w:r>
-      <w:proofErr w:type="spellEnd"/>
-      <w:r>
-        <w:rPr>
-          <w:rFonts w:ascii="Times New Roman" w:eastAsia="Times New Roman" w:hAnsi="Times New Roman" w:cs="Times New Roman"/>
-          <w:color w:val="000000"/>
-          <w:sz w:val="24"/>
-          <w:szCs w:val="24"/>
-          <w:lang w:eastAsia="uk-UA"/>
-        </w:rPr>
-        <w:t>, сорок Христових воїнів, непохитні лицарі,* ви, що перейшли крізь вогонь і воду,* стали співгромадянами ангелів.* З ними же моліться Христові за тих, що з вірою вас хвалять:* Слава Тому, що дав вам кріпость,* слава Тому, що вас вінчав,* слава Тому, що через вас подає всім зцілення.</w:t>
-      </w:r>
-    </w:p>
-    <w:p>
-      <w:pPr>
-        <w:rPr>
-          <w:rFonts w:ascii="Times New Roman" w:eastAsia="Times New Roman" w:hAnsi="Times New Roman" w:cs="Times New Roman"/>
-          <w:color w:val="000000"/>
-          <w:sz w:val="24"/>
-          <w:szCs w:val="24"/>
-          <w:lang w:eastAsia="uk-UA"/>
-        </w:rPr>
-      </w:pPr>
-      <w:r>
-        <w:rPr>
-          <w:rFonts w:ascii="Times New Roman" w:eastAsia="Times New Roman" w:hAnsi="Times New Roman" w:cs="Times New Roman"/>
-          <w:i/>
-          <w:iCs/>
-          <w:color w:val="FF0000"/>
-          <w:sz w:val="24"/>
-          <w:szCs w:val="24"/>
-          <w:lang w:eastAsia="uk-UA"/>
-        </w:rPr>
-        <w:t>Кондак (г. 6):</w:t>
-      </w:r>
-      <w:r>
-        <w:rPr>
-          <w:rFonts w:ascii="Times New Roman" w:eastAsia="Times New Roman" w:hAnsi="Times New Roman" w:cs="Times New Roman"/>
-          <w:color w:val="000000"/>
-          <w:sz w:val="24"/>
-          <w:szCs w:val="24"/>
-          <w:lang w:eastAsia="uk-UA"/>
-        </w:rPr>
-        <w:t xml:space="preserve"> Все воїнство світу покинувши,* на небесах ви до Владики прилучилися, сорок страстотерпців Господніх:* крізь вогонь бо й воду пройшовши, блаженні, достойно прийняли ви славу з небес* і вінців множество.</w:t>
-      </w:r>
-    </w:p>
-    <w:p>
-      <w:pPr>
-        <w:pStyle w:val="2"/>
-      </w:pPr>
-      <w:r>
-        <w:t>10</w:t>
-      </w:r>
-      <w:r>
-        <w:t xml:space="preserve"> березня</w:t>
-      </w:r>
-    </w:p>
-    <w:p>
-      <w:pPr>
-        <w:spacing w:after="200" w:line="240" w:lineRule="auto"/>
-        <w:rPr>
-          <w:rFonts w:ascii="Times New Roman" w:eastAsia="Times New Roman" w:hAnsi="Times New Roman" w:cs="Times New Roman"/>
-          <w:sz w:val="24"/>
-          <w:szCs w:val="24"/>
-          <w:lang w:eastAsia="uk-UA"/>
-        </w:rPr>
-      </w:pPr>
-      <w:r>
-        <w:rPr>
-          <w:rFonts w:ascii="Times New Roman" w:eastAsia="Times New Roman" w:hAnsi="Times New Roman" w:cs="Times New Roman"/>
-          <w:i/>
-          <w:iCs/>
-          <w:color w:val="FF4400"/>
-          <w:sz w:val="24"/>
-          <w:szCs w:val="24"/>
-          <w:highlight w:val="yellow"/>
-          <w:lang w:eastAsia="uk-UA"/>
-        </w:rPr>
-        <w:t xml:space="preserve">Тропар (г. 7): </w:t>
-      </w:r>
-      <w:r>
-        <w:rPr>
-          <w:rFonts w:ascii="Times New Roman" w:eastAsia="Times New Roman" w:hAnsi="Times New Roman" w:cs="Times New Roman"/>
-          <w:color w:val="333333"/>
-          <w:sz w:val="24"/>
-          <w:szCs w:val="24"/>
-          <w:highlight w:val="yellow"/>
-          <w:lang w:eastAsia="uk-UA"/>
-        </w:rPr>
-        <w:t>Розрушив Ти хрестом твоїм смерть,* отворив Ти розбійникові рай,* мироносицям плач перемінив єси,* і апостолам проповідати повелів єси,* що воскрес Ти, Христе Боже,* даючи світові велику милість.</w:t>
-      </w:r>
-    </w:p>
-    <w:p>
-      <w:r>
-        <w:rPr>
-          <w:rFonts w:ascii="Times New Roman" w:eastAsia="Times New Roman" w:hAnsi="Times New Roman" w:cs="Times New Roman"/>
-          <w:i/>
-          <w:iCs/>
-          <w:color w:val="FF4400"/>
-          <w:sz w:val="24"/>
-          <w:szCs w:val="24"/>
-          <w:lang w:eastAsia="uk-UA"/>
-        </w:rPr>
-        <w:t xml:space="preserve">Кондак (г. 1): </w:t>
-      </w:r>
-      <w:r>
-        <w:rPr>
-          <w:rFonts w:ascii="Times New Roman" w:eastAsia="Times New Roman" w:hAnsi="Times New Roman" w:cs="Times New Roman"/>
-          <w:color w:val="333333"/>
-          <w:sz w:val="24"/>
-          <w:szCs w:val="24"/>
-          <w:lang w:eastAsia="uk-UA"/>
-        </w:rPr>
-        <w:t>Коли прийдеш, Боже, на землю зо славою і затрепече все,* а ріка вогненна потече перед судищем,* і книги розгортаються,* і таємне з’являється,* – тоді ізбав мене від вогню невгасимого* і сподоби мене праворуч Тебе стати,* Судде найправедніший.</w:t>
-      </w:r>
-    </w:p>
-    <w:p>
-      <w:pPr>
-        <w:pStyle w:val="2"/>
-      </w:pPr>
-      <w:r>
-        <w:t>1</w:t>
-      </w:r>
-      <w:r>
-        <w:t>7</w:t>
-      </w:r>
-      <w:r>
-        <w:t xml:space="preserve"> березня</w:t>
-      </w:r>
-    </w:p>
-    <w:p>
-      <w:pPr>
-        <w:spacing w:after="200" w:line="240" w:lineRule="auto"/>
-        <w:rPr>
-          <w:rFonts w:ascii="Times New Roman" w:eastAsia="Times New Roman" w:hAnsi="Times New Roman" w:cs="Times New Roman"/>
-          <w:sz w:val="24"/>
-          <w:szCs w:val="24"/>
-          <w:lang w:eastAsia="uk-UA"/>
-        </w:rPr>
-      </w:pPr>
-      <w:r>
-        <w:rPr>
-          <w:rFonts w:ascii="Times New Roman" w:eastAsia="Times New Roman" w:hAnsi="Times New Roman" w:cs="Times New Roman"/>
-          <w:i/>
-          <w:iCs/>
-          <w:color w:val="FF4400"/>
-          <w:sz w:val="24"/>
-          <w:szCs w:val="24"/>
-          <w:highlight w:val="yellow"/>
-          <w:lang w:eastAsia="uk-UA"/>
-        </w:rPr>
-        <w:t xml:space="preserve">Тропар (г. 8): </w:t>
-      </w:r>
-      <w:r>
-        <w:rPr>
-          <w:rFonts w:ascii="Times New Roman" w:eastAsia="Times New Roman" w:hAnsi="Times New Roman" w:cs="Times New Roman"/>
-          <w:color w:val="333333"/>
-          <w:sz w:val="24"/>
-          <w:szCs w:val="24"/>
-          <w:highlight w:val="yellow"/>
-          <w:lang w:eastAsia="uk-UA"/>
-        </w:rPr>
-        <w:t>З висоти зійшов Ти, Милосердний,* погребення прийняв Ти тридневне,* щоб нас визволити від страстей.* Життя і воскресіння наше,* Господи, слава Тобі.</w:t>
-      </w:r>
-    </w:p>
-    <w:p>
-      <w:r>
-        <w:rPr>
-          <w:rFonts w:ascii="Times New Roman" w:eastAsia="Times New Roman" w:hAnsi="Times New Roman" w:cs="Times New Roman"/>
-          <w:i/>
-          <w:iCs/>
-          <w:color w:val="FF4400"/>
-          <w:sz w:val="24"/>
-          <w:szCs w:val="24"/>
-          <w:lang w:eastAsia="uk-UA"/>
-        </w:rPr>
-        <w:t xml:space="preserve">Кондак (г. 6): </w:t>
-      </w:r>
-      <w:r>
-        <w:rPr>
-          <w:rFonts w:ascii="Times New Roman" w:eastAsia="Times New Roman" w:hAnsi="Times New Roman" w:cs="Times New Roman"/>
-          <w:color w:val="333333"/>
-          <w:sz w:val="24"/>
-          <w:szCs w:val="24"/>
-          <w:lang w:eastAsia="uk-UA"/>
-        </w:rPr>
-        <w:t xml:space="preserve">Премудрости наставнику, розуму подателю,* немудрих учителю і </w:t>
-      </w:r>
-      <w:proofErr w:type="spellStart"/>
-      <w:r>
-        <w:rPr>
-          <w:rFonts w:ascii="Times New Roman" w:eastAsia="Times New Roman" w:hAnsi="Times New Roman" w:cs="Times New Roman"/>
-          <w:color w:val="333333"/>
-          <w:sz w:val="24"/>
-          <w:szCs w:val="24"/>
-          <w:lang w:eastAsia="uk-UA"/>
-        </w:rPr>
-        <w:t>нищих</w:t>
-      </w:r>
-      <w:proofErr w:type="spellEnd"/>
-      <w:r>
-        <w:rPr>
-          <w:rFonts w:ascii="Times New Roman" w:eastAsia="Times New Roman" w:hAnsi="Times New Roman" w:cs="Times New Roman"/>
-          <w:color w:val="333333"/>
-          <w:sz w:val="24"/>
-          <w:szCs w:val="24"/>
-          <w:lang w:eastAsia="uk-UA"/>
-        </w:rPr>
-        <w:t xml:space="preserve"> захиснику,* утверди, врозуми серце моє, Владико.* Ти дай мені слово, Отче Слово,* бо оце устам моїм не забороню, щоб звали Тобі:* Милостивий, помилуй мене, </w:t>
-      </w:r>
-      <w:proofErr w:type="spellStart"/>
-      <w:r>
-        <w:rPr>
-          <w:rFonts w:ascii="Times New Roman" w:eastAsia="Times New Roman" w:hAnsi="Times New Roman" w:cs="Times New Roman"/>
-          <w:color w:val="333333"/>
-          <w:sz w:val="24"/>
-          <w:szCs w:val="24"/>
-          <w:lang w:eastAsia="uk-UA"/>
-        </w:rPr>
-        <w:t>падшого</w:t>
-      </w:r>
-      <w:proofErr w:type="spellEnd"/>
-      <w:r>
-        <w:rPr>
-          <w:rFonts w:ascii="Times New Roman" w:eastAsia="Times New Roman" w:hAnsi="Times New Roman" w:cs="Times New Roman"/>
-          <w:color w:val="333333"/>
-          <w:sz w:val="24"/>
-          <w:szCs w:val="24"/>
-          <w:lang w:eastAsia="uk-UA"/>
-        </w:rPr>
-        <w:t>.</w:t>
-      </w:r>
-    </w:p>
-    <w:p>
-      <w:pPr>
-        <w:pStyle w:val="2"/>
-      </w:pPr>
-      <w:r>
-        <w:t>24</w:t>
-      </w:r>
-      <w:r>
-        <w:t xml:space="preserve"> березня</w:t>
-      </w:r>
-    </w:p>
-    <w:p>
-      <w:pPr>
-        <w:spacing w:after="120" w:line="240" w:lineRule="auto"/>
-        <w:rPr>
-          <w:rFonts w:ascii="Times New Roman" w:eastAsia="Times New Roman" w:hAnsi="Times New Roman" w:cs="Times New Roman"/>
-          <w:sz w:val="24"/>
-          <w:szCs w:val="24"/>
-          <w:lang w:eastAsia="uk-UA"/>
-        </w:rPr>
-      </w:pPr>
-      <w:r>
-        <w:rPr>
-          <w:rFonts w:ascii="Times New Roman" w:eastAsia="Times New Roman" w:hAnsi="Times New Roman" w:cs="Times New Roman"/>
-          <w:i/>
-          <w:iCs/>
-          <w:color w:val="FF4400"/>
-          <w:sz w:val="24"/>
-          <w:szCs w:val="24"/>
-          <w:lang w:eastAsia="uk-UA"/>
-        </w:rPr>
-        <w:t>Тропар</w:t>
-      </w:r>
-      <w:r>
-        <w:rPr>
-          <w:rFonts w:ascii="Times New Roman" w:eastAsia="Times New Roman" w:hAnsi="Times New Roman" w:cs="Times New Roman"/>
-          <w:i/>
-          <w:iCs/>
-          <w:color w:val="FF4400"/>
-          <w:sz w:val="24"/>
-          <w:szCs w:val="24"/>
-          <w:lang w:eastAsia="uk-UA"/>
-        </w:rPr>
-        <w:t xml:space="preserve"> (г. 2):</w:t>
-      </w:r>
-      <w:r>
-        <w:rPr>
-          <w:rFonts w:ascii="Times New Roman" w:eastAsia="Times New Roman" w:hAnsi="Times New Roman" w:cs="Times New Roman"/>
-          <w:color w:val="000000"/>
-          <w:sz w:val="24"/>
-          <w:szCs w:val="24"/>
-          <w:lang w:eastAsia="uk-UA"/>
-        </w:rPr>
-        <w:t xml:space="preserve"> </w:t>
-      </w:r>
-      <w:r>
-        <w:rPr>
-          <w:rFonts w:ascii="Times New Roman" w:eastAsia="Times New Roman" w:hAnsi="Times New Roman" w:cs="Times New Roman"/>
-          <w:color w:val="333333"/>
-          <w:sz w:val="24"/>
-          <w:szCs w:val="24"/>
-          <w:lang w:eastAsia="uk-UA"/>
-        </w:rPr>
-        <w:t>Пречистому образові Твоєму поклоняємося, благий,* просячи прощення прогрішень наших, Христе Боже,* бо волею благоволив єси плоттю зійти на хрест,* щоб ізбавити тих, що їх створив єси, від неволі ворожої.* Тому благодарственно кличемо Тобі:* Ти радістю сповнив усе, Спасе наш, прийшовши спасти світ.</w:t>
-      </w:r>
-    </w:p>
-    <w:p>
-      <w:r>
-        <w:rPr>
-          <w:rFonts w:ascii="Times New Roman" w:eastAsia="Times New Roman" w:hAnsi="Times New Roman" w:cs="Times New Roman"/>
-          <w:i/>
-          <w:iCs/>
-          <w:color w:val="FF4400"/>
-          <w:sz w:val="24"/>
-          <w:szCs w:val="24"/>
-          <w:lang w:eastAsia="uk-UA"/>
-        </w:rPr>
-        <w:t>Кондак (г. 8):</w:t>
-      </w:r>
-      <w:r>
-        <w:rPr>
-          <w:rFonts w:ascii="Times New Roman" w:eastAsia="Times New Roman" w:hAnsi="Times New Roman" w:cs="Times New Roman"/>
-          <w:color w:val="000000"/>
-          <w:lang w:eastAsia="uk-UA"/>
-        </w:rPr>
-        <w:t xml:space="preserve"> </w:t>
-      </w:r>
-      <w:r>
-        <w:rPr>
-          <w:rFonts w:ascii="Times New Roman" w:eastAsia="Times New Roman" w:hAnsi="Times New Roman" w:cs="Times New Roman"/>
-          <w:color w:val="333333"/>
-          <w:sz w:val="24"/>
-          <w:szCs w:val="24"/>
-          <w:lang w:eastAsia="uk-UA"/>
-        </w:rPr>
-        <w:t xml:space="preserve">Неописанне Слово Отче* із Тебе, Богородице, </w:t>
-      </w:r>
-      <w:proofErr w:type="spellStart"/>
-      <w:r>
-        <w:rPr>
-          <w:rFonts w:ascii="Times New Roman" w:eastAsia="Times New Roman" w:hAnsi="Times New Roman" w:cs="Times New Roman"/>
-          <w:color w:val="333333"/>
-          <w:sz w:val="24"/>
-          <w:szCs w:val="24"/>
-          <w:lang w:eastAsia="uk-UA"/>
-        </w:rPr>
-        <w:t>воплоченням</w:t>
-      </w:r>
-      <w:proofErr w:type="spellEnd"/>
-      <w:r>
-        <w:rPr>
-          <w:rFonts w:ascii="Times New Roman" w:eastAsia="Times New Roman" w:hAnsi="Times New Roman" w:cs="Times New Roman"/>
-          <w:color w:val="333333"/>
-          <w:sz w:val="24"/>
-          <w:szCs w:val="24"/>
-          <w:lang w:eastAsia="uk-UA"/>
-        </w:rPr>
-        <w:t xml:space="preserve"> описалося* і, осквернений образ у давнє зобразивши,* з божественною добротою з’єднало,* та, </w:t>
-      </w:r>
-      <w:proofErr w:type="spellStart"/>
-      <w:r>
-        <w:rPr>
-          <w:rFonts w:ascii="Times New Roman" w:eastAsia="Times New Roman" w:hAnsi="Times New Roman" w:cs="Times New Roman"/>
-          <w:color w:val="333333"/>
-          <w:sz w:val="24"/>
-          <w:szCs w:val="24"/>
-          <w:lang w:eastAsia="uk-UA"/>
-        </w:rPr>
-        <w:t>ісповідуючи</w:t>
-      </w:r>
-      <w:proofErr w:type="spellEnd"/>
-      <w:r>
-        <w:rPr>
-          <w:rFonts w:ascii="Times New Roman" w:eastAsia="Times New Roman" w:hAnsi="Times New Roman" w:cs="Times New Roman"/>
-          <w:color w:val="333333"/>
-          <w:sz w:val="24"/>
-          <w:szCs w:val="24"/>
-          <w:lang w:eastAsia="uk-UA"/>
-        </w:rPr>
-        <w:t xml:space="preserve"> спасіння, ділом і словом ми це являємо.</w:t>
-      </w:r>
-    </w:p>
-    <w:p>
-      <w:pPr>
-        <w:pStyle w:val="2"/>
-      </w:pPr>
-      <w:r>
-        <w:t>31</w:t>
-      </w:r>
-      <w:r>
-        <w:t xml:space="preserve"> березня</w:t>
-      </w:r>
-    </w:p>
-    <w:p>
-      <w:pPr>
-        <w:spacing w:after="200" w:line="240" w:lineRule="auto"/>
-        <w:rPr>
-          <w:rFonts w:ascii="Times New Roman" w:eastAsia="Times New Roman" w:hAnsi="Times New Roman" w:cs="Times New Roman"/>
-          <w:sz w:val="24"/>
-          <w:szCs w:val="24"/>
-          <w:lang w:eastAsia="uk-UA"/>
-        </w:rPr>
-      </w:pPr>
-      <w:r>
-        <w:rPr>
-          <w:rFonts w:ascii="Times New Roman" w:eastAsia="Times New Roman" w:hAnsi="Times New Roman" w:cs="Times New Roman"/>
-          <w:i/>
-          <w:iCs/>
-          <w:color w:val="FF4400"/>
-          <w:sz w:val="24"/>
-          <w:szCs w:val="24"/>
-          <w:highlight w:val="yellow"/>
-          <w:lang w:eastAsia="uk-UA"/>
-        </w:rPr>
-        <w:t>Тропар (г. 2):</w:t>
-      </w:r>
-      <w:r>
-        <w:rPr>
-          <w:rFonts w:ascii="Times New Roman" w:eastAsia="Times New Roman" w:hAnsi="Times New Roman" w:cs="Times New Roman"/>
-          <w:color w:val="333333"/>
-          <w:sz w:val="24"/>
-          <w:szCs w:val="24"/>
-          <w:highlight w:val="yellow"/>
-          <w:lang w:eastAsia="uk-UA"/>
-        </w:rPr>
-        <w:t xml:space="preserve"> Коли зійшов Ти до смерти, Життя безсмертне,* тоді ад умертвив Ти блистінням божества.* Коли ж і умерлих із глибин підземних воскресив Ти,* всі сили небесні взивали:* Життєдавче, Христе Боже наш, слава Тобі.</w:t>
-      </w:r>
-    </w:p>
-    <w:p>
-      <w:r>
-        <w:rPr>
-          <w:rFonts w:ascii="Times New Roman" w:eastAsia="Times New Roman" w:hAnsi="Times New Roman" w:cs="Times New Roman"/>
-          <w:i/>
-          <w:iCs/>
-          <w:color w:val="FF4400"/>
-          <w:sz w:val="24"/>
-          <w:szCs w:val="24"/>
-          <w:lang w:eastAsia="uk-UA"/>
-        </w:rPr>
         <w:t>Кондак (г. 4):</w:t>
       </w:r>
       <w:r>
@@ -640,51 +726,7 @@
           <w:szCs w:val="24"/>
           <w:lang w:eastAsia="uk-UA"/>
         </w:rPr>
-        <w:t xml:space="preserve"> Нині час для діяння явився,* при дверях суд,* </w:t>
-      </w:r>
-      <w:proofErr w:type="spellStart"/>
-      <w:r>
-        <w:rPr>
-          <w:rFonts w:ascii="Times New Roman" w:eastAsia="Times New Roman" w:hAnsi="Times New Roman" w:cs="Times New Roman"/>
-          <w:color w:val="333333"/>
-          <w:sz w:val="24"/>
-          <w:szCs w:val="24"/>
-          <w:lang w:eastAsia="uk-UA"/>
-        </w:rPr>
-        <w:t>востаньмо</w:t>
-      </w:r>
-      <w:proofErr w:type="spellEnd"/>
-      <w:r>
-        <w:rPr>
-          <w:rFonts w:ascii="Times New Roman" w:eastAsia="Times New Roman" w:hAnsi="Times New Roman" w:cs="Times New Roman"/>
-          <w:color w:val="333333"/>
-          <w:sz w:val="24"/>
-          <w:szCs w:val="24"/>
-          <w:lang w:eastAsia="uk-UA"/>
-        </w:rPr>
-        <w:t xml:space="preserve">, отже, постячись,* принесім сльози благання з милостинями, взиваючи:* Ми согрішили більше піску морського,* але </w:t>
-      </w:r>
-      <w:proofErr w:type="spellStart"/>
-      <w:r>
-        <w:rPr>
-          <w:rFonts w:ascii="Times New Roman" w:eastAsia="Times New Roman" w:hAnsi="Times New Roman" w:cs="Times New Roman"/>
-          <w:color w:val="333333"/>
-          <w:sz w:val="24"/>
-          <w:szCs w:val="24"/>
-          <w:lang w:eastAsia="uk-UA"/>
-        </w:rPr>
-        <w:t>ослаби</w:t>
-      </w:r>
-      <w:proofErr w:type="spellEnd"/>
-      <w:r>
-        <w:rPr>
-          <w:rFonts w:ascii="Times New Roman" w:eastAsia="Times New Roman" w:hAnsi="Times New Roman" w:cs="Times New Roman"/>
-          <w:color w:val="333333"/>
-          <w:sz w:val="24"/>
-          <w:szCs w:val="24"/>
-          <w:lang w:eastAsia="uk-UA"/>
-        </w:rPr>
-        <w:t>, Творче всіх, щоб ми прийняли нетлінні вінці.</w:t>
+        <w:t xml:space="preserve"> Нині час для діяння явився,* при дверях суд,* востаньмо, отже, постячись,* принесім сльози благання з милостинями, взиваючи:* Ми согрішили більше піску морського,* але ослаби, Творче всіх, щоб ми прийняли нетлінні вінці.</w:t>
       </w:r>
     </w:p>
     <w:sectPr>
@@ -1092,15 +1134,15 @@
     <w:lsdException w:name="Unresolved Mention" w:semiHidden="1" w:unhideWhenUsed="1"/>
     <w:lsdException w:name="Smart Link" w:semiHidden="1" w:unhideWhenUsed="1"/>
   </w:latentStyles>
-  <w:style w:type="paragraph" w:default="1" w:styleId="a">
+  <w:style w:type="paragraph" w:default="1" w:styleId="Normal">
     <w:name w:val="Normal"/>
     <w:qFormat/>
   </w:style>
-  <w:style w:type="paragraph" w:styleId="2">
+  <w:style w:type="paragraph" w:styleId="Heading2">
     <w:name w:val="heading 2"/>
-    <w:basedOn w:val="a"/>
-    <w:next w:val="a"/>
-    <w:link w:val="20"/>
+    <w:basedOn w:val="Normal"/>
+    <w:next w:val="Normal"/>
+    <w:link w:val="Heading2Char"/>
     <w:uiPriority w:val="9"/>
     <w:unhideWhenUsed/>
     <w:qFormat/>
@@ -1118,13 +1160,13 @@
       <w:szCs w:val="26"/>
     </w:rPr>
   </w:style>
-  <w:style w:type="character" w:default="1" w:styleId="a0">
+  <w:style w:type="character" w:default="1" w:styleId="DefaultParagraphFont">
     <w:name w:val="Default Paragraph Font"/>
     <w:uiPriority w:val="1"/>
     <w:semiHidden/>
     <w:unhideWhenUsed/>
   </w:style>
-  <w:style w:type="table" w:default="1" w:styleId="a1">
+  <w:style w:type="table" w:default="1" w:styleId="TableNormal">
     <w:name w:val="Normal Table"/>
     <w:uiPriority w:val="99"/>
     <w:semiHidden/>
@@ -1139,15 +1181,15 @@
       </w:tblCellMar>
     </w:tblPr>
   </w:style>
-  <w:style w:type="numbering" w:default="1" w:styleId="a2">
+  <w:style w:type="numbering" w:default="1" w:styleId="NoList">
     <w:name w:val="No List"/>
     <w:uiPriority w:val="99"/>
     <w:semiHidden/>
     <w:unhideWhenUsed/>
   </w:style>
-  <w:style w:type="paragraph" w:styleId="a3">
+  <w:style w:type="paragraph" w:styleId="NormalWeb">
     <w:name w:val="Normal (Web)"/>
-    <w:basedOn w:val="a"/>
+    <w:basedOn w:val="Normal"/>
     <w:uiPriority w:val="99"/>
     <w:semiHidden/>
     <w:unhideWhenUsed/>
@@ -1162,10 +1204,10 @@
       <w:lang w:eastAsia="uk-UA"/>
     </w:rPr>
   </w:style>
-  <w:style w:type="character" w:customStyle="1" w:styleId="20">
-    <w:name w:val="Заголовок 2 Знак"/>
-    <w:basedOn w:val="a0"/>
-    <w:link w:val="2"/>
+  <w:style w:type="character" w:customStyle="1" w:styleId="Heading2Char">
+    <w:name w:val="Heading 2 Char"/>
+    <w:basedOn w:val="DefaultParagraphFont"/>
+    <w:link w:val="Heading2"/>
     <w:uiPriority w:val="9"/>
     <w:rsid w:val="00B936A8"/>
     <w:rPr>
